--- a/docs/ISP_CRM_Example_Scenario.docx
+++ b/docs/ISP_CRM_Example_Scenario.docx
@@ -16,7 +16,7 @@
         <w:spacing w:after="120"/>
       </w:pPr>
       <w:r>
-        <w:t xml:space="preserve">This document walks through two customer journeys: (A) a callback escalation from Junior Sales to Senior Sales, and (B) a no-response lead moved to the manager's No Reply recycle basket and sent back to Junior Sales after 30 days.</w:t>
+        <w:t xml:space="preserve">This document walks through two customer journeys: (A) a call-request escalation from Junior Sales text outreach to Senior Sales, and (B) a no-response lead moved to the manager's No Reply recycle basket and sent back to Junior Sales after 30 days.</w:t>
       </w:r>
     </w:p>
     <w:p>
@@ -62,7 +62,7 @@
         <w:spacing w:after="80"/>
       </w:pPr>
       <w:r>
-        <w:t xml:space="preserve">Junior Sales Team — first 3 outreach attempts on imported leads</w:t>
+        <w:t xml:space="preserve">Junior Sales Team — first 3 text outreach attempts on imported leads</w:t>
       </w:r>
     </w:p>
     <w:p>
@@ -105,15 +105,15 @@
         <w:spacing w:after="200"/>
       </w:pPr>
       <w:r>
-        <w:t xml:space="preserve">Scenario A — Callback Escalation (Jane Doe)</w:t>
-      </w:r>
-    </w:p>
-    <w:p>
-      <w:pPr>
-        <w:spacing w:after="120"/>
-      </w:pPr>
-      <w:r>
-        <w:t xml:space="preserve">Jane Doe is a Comcast customer who answers on the second Junior Sales call and asks for a callback tomorrow at 2pm.</w:t>
+        <w:t xml:space="preserve">Scenario A — Call Request Escalation (Jane Doe)</w:t>
+      </w:r>
+    </w:p>
+    <w:p>
+      <w:pPr>
+        <w:spacing w:after="120"/>
+      </w:pPr>
+      <w:r>
+        <w:t xml:space="preserve">Jane Doe is a Comcast customer who replies to the second Junior Sales text and asks for a phone call tomorrow at 2pm.</w:t>
       </w:r>
     </w:p>
     <w:p>
@@ -249,7 +249,7 @@
         <w:spacing w:after="80"/>
       </w:pPr>
       <w:r>
-        <w:t xml:space="preserve">Log Call → "No Answer"</w:t>
+        <w:t xml:space="preserve">Log Text → "No Text Reply"</w:t>
       </w:r>
     </w:p>
     <w:p>
@@ -274,15 +274,15 @@
         <w:spacing w:after="120"/>
       </w:pPr>
       <w:r>
-        <w:t xml:space="preserve">Maria calls again. Jane answers:</w:t>
-      </w:r>
-    </w:p>
-    <w:p>
-      <w:pPr>
-        <w:spacing w:after="120"/>
-      </w:pPr>
-      <w:r>
-        <w:t xml:space="preserve">"I'm busy — call me back tomorrow at 2pm."</w:t>
+        <w:t xml:space="preserve">Maria texts again. Jane replies:</w:t>
+      </w:r>
+    </w:p>
+    <w:p>
+      <w:pPr>
+        <w:spacing w:after="120"/>
+      </w:pPr>
+      <w:r>
+        <w:t xml:space="preserve">"I'm busy — call me tomorrow at 2pm."</w:t>
       </w:r>
     </w:p>
     <w:p>
@@ -295,7 +295,7 @@
         <w:spacing w:after="80"/>
       </w:pPr>
       <w:r>
-        <w:t xml:space="preserve">Log Call → "Callback Requested"</w:t>
+        <w:t xml:space="preserve">Log Text → "Call Requested"</w:t>
       </w:r>
     </w:p>
     <w:p>
@@ -308,7 +308,7 @@
         <w:spacing w:after="80"/>
       </w:pPr>
       <w:r>
-        <w:t xml:space="preserve">Notes: "Customer wants callback tomorrow 2pm"</w:t>
+        <w:t xml:space="preserve">Notes: "Customer wants a call tomorrow 2pm"</w:t>
       </w:r>
     </w:p>
     <w:p>
@@ -934,7 +934,7 @@
         <w:spacing w:after="80"/>
       </w:pPr>
       <w:r>
-        <w:t xml:space="preserve">Log Call → "Left Voicemail"</w:t>
+        <w:t xml:space="preserve">Log Text → "No Text Reply"</w:t>
       </w:r>
     </w:p>
     <w:p>
@@ -964,7 +964,7 @@
         <w:spacing w:after="80"/>
       </w:pPr>
       <w:r>
-        <w:t xml:space="preserve">Log Call → "No Answer"</w:t>
+        <w:t xml:space="preserve">Log Text → "No Text Reply"</w:t>
       </w:r>
     </w:p>
     <w:p>
@@ -994,7 +994,7 @@
         <w:spacing w:after="80"/>
       </w:pPr>
       <w:r>
-        <w:t xml:space="preserve">Log Call → "Left Voicemail"</w:t>
+        <w:t xml:space="preserve">Log Text → "No Text Reply"</w:t>
       </w:r>
     </w:p>
     <w:p>
@@ -1257,7 +1257,7 @@
         <w:tc>
           <w:p>
             <w:r>
-              <w:t xml:space="preserve">Customer signs up again — counted on dashboard</w:t>
+              <w:t xml:space="preserve">Customer signs up again — lead solved (stage New Account Created)</w:t>
             </w:r>
           </w:p>
         </w:tc>
@@ -1282,14 +1282,14 @@
         <w:tc>
           <w:p>
             <w:r>
-              <w:t xml:space="preserve">ISP Complaint</w:t>
-            </w:r>
-          </w:p>
-        </w:tc>
-        <w:tc>
-          <w:p>
-            <w:r>
-              <w:t xml:space="preserve">Alert created → management fixes ISP issue</w:t>
+              <w:t xml:space="preserve">Simple Reschedule</w:t>
+            </w:r>
+          </w:p>
+        </w:tc>
+        <w:tc>
+          <w:p>
+            <w:r>
+              <w:t xml:space="preserve">Customer confirmed new date by text — stays on Junior Sales</w:t>
             </w:r>
           </w:p>
         </w:tc>
@@ -1298,14 +1298,14 @@
         <w:tc>
           <w:p>
             <w:r>
-              <w:t xml:space="preserve">Callback Requested (Junior Sales)</w:t>
-            </w:r>
-          </w:p>
-        </w:tc>
-        <w:tc>
-          <w:p>
-            <w:r>
-              <w:t xml:space="preserve">Escalates to Senior Sales Team — manager assigns a senior rep</w:t>
+              <w:t xml:space="preserve">ISP Complaint</w:t>
+            </w:r>
+          </w:p>
+        </w:tc>
+        <w:tc>
+          <w:p>
+            <w:r>
+              <w:t xml:space="preserve">Alert created → escalates to Senior Sales for manager assignment</w:t>
             </w:r>
           </w:p>
         </w:tc>
@@ -1314,7 +1314,23 @@
         <w:tc>
           <w:p>
             <w:r>
-              <w:t xml:space="preserve">Rescheduled (Junior Sales)</w:t>
+              <w:t xml:space="preserve">Price Approval Needed</w:t>
+            </w:r>
+          </w:p>
+        </w:tc>
+        <w:tc>
+          <w:p>
+            <w:r>
+              <w:t xml:space="preserve">Alert created → escalates to Senior Sales for manager assignment</w:t>
+            </w:r>
+          </w:p>
+        </w:tc>
+      </w:tr>
+      <w:tr>
+        <w:tc>
+          <w:p>
+            <w:r>
+              <w:t xml:space="preserve">Call Requested (Junior Sales)</w:t>
             </w:r>
           </w:p>
         </w:tc>
@@ -1322,6 +1338,38 @@
           <w:p>
             <w:r>
               <w:t xml:space="preserve">Escalates to Senior Sales Team — manager assigns a senior rep</w:t>
+            </w:r>
+          </w:p>
+        </w:tc>
+      </w:tr>
+      <w:tr>
+        <w:tc>
+          <w:p>
+            <w:r>
+              <w:t xml:space="preserve">Reschedule by Phone (Junior Sales)</w:t>
+            </w:r>
+          </w:p>
+        </w:tc>
+        <w:tc>
+          <w:p>
+            <w:r>
+              <w:t xml:space="preserve">Escalates to Senior Sales Team — manager assigns a senior rep</w:t>
+            </w:r>
+          </w:p>
+        </w:tc>
+      </w:tr>
+      <w:tr>
+        <w:tc>
+          <w:p>
+            <w:r>
+              <w:t xml:space="preserve">Re-import matched finished lead</w:t>
+            </w:r>
+          </w:p>
+        </w:tc>
+        <w:tc>
+          <w:p>
+            <w:r>
+              <w:t xml:space="preserve">Closed or New Account Created lead in new ISP file → re-initialized to Junior Sales, stage New</w:t>
             </w:r>
           </w:p>
         </w:tc>
@@ -1346,15 +1394,15 @@
         <w:spacing w:after="120"/>
       </w:pPr>
       <w:r>
-        <w:t xml:space="preserve">Path A — Jane Doe (callback escalation):</w:t>
-      </w:r>
-    </w:p>
-    <w:p>
-      <w:pPr>
-        <w:spacing w:after="120"/>
-      </w:pPr>
-      <w:r>
-        <w:t xml:space="preserve">Import → Junior Sales (Attempt 1) → Attempt 2: Callback Requested</w:t>
+        <w:t xml:space="preserve">Path A — Jane Doe (call request escalation):</w:t>
+      </w:r>
+    </w:p>
+    <w:p>
+      <w:pPr>
+        <w:spacing w:after="120"/>
+      </w:pPr>
+      <w:r>
+        <w:t xml:space="preserve">Import → Junior Sales (Text Attempt 1) → Attempt 2: Call Requested</w:t>
       </w:r>
     </w:p>
     <w:p>
@@ -1407,7 +1455,7 @@
         <w:spacing w:after="120"/>
       </w:pPr>
       <w:r>
-        <w:t xml:space="preserve">Import → Junior Sales — Attempt 1, 2, 3 (no callback)</w:t>
+        <w:t xml:space="preserve">Import → Junior Sales — 3 text attempts (No Text Reply)</w:t>
       </w:r>
     </w:p>
     <w:p>
@@ -1500,7 +1548,33 @@
         <w:spacing w:after="80"/>
       </w:pPr>
       <w:r>
-        <w:t xml:space="preserve">Callback Requested or Rescheduled from Junior Sales escalates to Senior Sales automatically.</w:t>
+        <w:t xml:space="preserve">Junior Sales uses text-only outreach — 3 No Text Reply attempts trigger Recycle Hold.</w:t>
+      </w:r>
+    </w:p>
+    <w:p>
+      <w:pPr>
+        <w:pStyle w:val="ListParagraph"/>
+        <w:numPr>
+          <w:ilvl w:val="0"/>
+          <w:numId w:val="1"/>
+        </w:numPr>
+        <w:spacing w:after="80"/>
+      </w:pPr>
+      <w:r>
+        <w:t xml:space="preserve">Call Requested, Reschedule by Phone, ISP Complaint, and Price Approval Needed escalate to Senior Sales.</w:t>
+      </w:r>
+    </w:p>
+    <w:p>
+      <w:pPr>
+        <w:pStyle w:val="ListParagraph"/>
+        <w:numPr>
+          <w:ilvl w:val="0"/>
+          <w:numId w:val="1"/>
+        </w:numPr>
+        <w:spacing w:after="80"/>
+      </w:pPr>
+      <w:r>
+        <w:t xml:space="preserve">Simple Reschedule by text stays on Junior Sales — no escalation.</w:t>
       </w:r>
     </w:p>
     <w:p>
@@ -1526,19 +1600,6 @@
         <w:spacing w:after="80"/>
       </w:pPr>
       <w:r>
-        <w:t xml:space="preserve">Junior Sales gets 3 tries with no returned call — then auto-move to Recycle Hold for 30 days.</w:t>
-      </w:r>
-    </w:p>
-    <w:p>
-      <w:pPr>
-        <w:pStyle w:val="ListParagraph"/>
-        <w:numPr>
-          <w:ilvl w:val="0"/>
-          <w:numId w:val="1"/>
-        </w:numPr>
-        <w:spacing w:after="80"/>
-      </w:pPr>
-      <w:r>
         <w:t xml:space="preserve">Manager sends recycled leads back to Junior Sales when ready.</w:t>
       </w:r>
     </w:p>
@@ -1552,20 +1613,33 @@
         <w:spacing w:after="80"/>
       </w:pPr>
       <w:r>
-        <w:t xml:space="preserve">Alerts = things needing management attention (ISP complaints, price approvals).</w:t>
-      </w:r>
-    </w:p>
-    <w:p>
-      <w:pPr>
-        <w:pStyle w:val="ListParagraph"/>
-        <w:numPr>
-          <w:ilvl w:val="0"/>
-          <w:numId w:val="1"/>
-        </w:numPr>
-        <w:spacing w:after="80"/>
-      </w:pPr>
-      <w:r>
-        <w:t xml:space="preserve">Every call is logged — attempt count and stage update automatically.</w:t>
+        <w:t xml:space="preserve">Re-importing a finished lead (Closed or New Account Created) starts a fresh Junior Sales round.</w:t>
+      </w:r>
+    </w:p>
+    <w:p>
+      <w:pPr>
+        <w:pStyle w:val="ListParagraph"/>
+        <w:numPr>
+          <w:ilvl w:val="0"/>
+          <w:numId w:val="1"/>
+        </w:numPr>
+        <w:spacing w:after="80"/>
+      </w:pPr>
+      <w:r>
+        <w:t xml:space="preserve">Alerts = management tasks (ISP complaints, price approvals). Resolving an alert does not finish the lead — log New Account Created or Closed on customer detail.</w:t>
+      </w:r>
+    </w:p>
+    <w:p>
+      <w:pPr>
+        <w:pStyle w:val="ListParagraph"/>
+        <w:numPr>
+          <w:ilvl w:val="0"/>
+          <w:numId w:val="1"/>
+        </w:numPr>
+        <w:spacing w:after="80"/>
+      </w:pPr>
+      <w:r>
+        <w:t xml:space="preserve">Every text/call is logged — attempt count and stage update automatically.</w:t>
       </w:r>
     </w:p>
     <w:p>
@@ -1670,7 +1744,7 @@
         <w:tc>
           <w:p>
             <w:r>
-              <w:t xml:space="preserve">Maria makes Attempts 1–3; Jane escalates on callback; John auto-moves to recycle hold</w:t>
+              <w:t xml:space="preserve">Maria logs text attempts 1–3; Jane escalates on Call Requested; John auto-moves to recycle hold</w:t>
             </w:r>
           </w:p>
         </w:tc>
